--- a/操作手冊.docx
+++ b/操作手冊.docx
@@ -1715,7 +1715,56 @@
           <w:b w:val="0"/>
           <w:sz w:val="21"/>
         </w:rPr>
-        <w:t>。確認視窗會列出保留了哪些。</w:t>
+        <w:t>。</w:t>
+      </w:r>
+    </w:p>
+    <w:p>
+      <w:pPr>
+        <w:spacing w:after="120"/>
+      </w:pPr>
+      <w:r>
+        <w:rPr>
+          <w:rFonts w:ascii="微軟正黑體" w:hAnsi="微軟正黑體" w:eastAsia="微軟正黑體"/>
+          <w:b w:val="0"/>
+          <w:sz w:val="21"/>
+        </w:rPr>
+        <w:t>點下去會跳出確認視窗，依那位學生實際的資料列出保留了哪些：</w:t>
+      </w:r>
+    </w:p>
+    <w:p>
+      <w:pPr>
+        <w:spacing w:after="160"/>
+        <w:ind w:left="360"/>
+      </w:pPr>
+      <w:r>
+        <w:rPr>
+          <w:rFonts w:ascii="Consolas" w:hAnsi="Consolas" w:eastAsia="微軟正黑體"/>
+          <w:sz w:val="19"/>
+        </w:rPr>
+        <w:t>確定刪除學生「陳品妍」？</w:t>
+        <w:br/>
+        <w:br/>
+        <w:t>資料不會真的消失，只是不再出現在 App 裡：</w:t>
+        <w:br/>
+        <w:t>・繳費紀錄 2 筆　保留（報表營收照算）</w:t>
+        <w:br/>
+        <w:t>・租借紀錄 1 筆　保留</w:t>
+        <w:br/>
+        <w:br/>
+        <w:t>刪除後無法在 App 內還原，需由管理者從資料庫處理。</w:t>
+      </w:r>
+    </w:p>
+    <w:p>
+      <w:pPr>
+        <w:spacing w:after="120"/>
+      </w:pPr>
+      <w:r>
+        <w:rPr>
+          <w:rFonts w:ascii="微軟正黑體" w:hAnsi="微軟正黑體" w:eastAsia="微軟正黑體"/>
+          <w:b w:val="0"/>
+          <w:sz w:val="21"/>
+        </w:rPr>
+        <w:t>沒有任何紀錄的學生，第二段會顯示「這位學生沒有繳費或租借紀錄。」</w:t>
       </w:r>
     </w:p>
     <w:p>

--- a/操作手冊.docx
+++ b/操作手冊.docx
@@ -1620,7 +1620,7 @@
       <w:r>
         <w:drawing>
           <wp:inline xmlns:a="http://schemas.openxmlformats.org/drawingml/2006/main" xmlns:pic="http://schemas.openxmlformats.org/drawingml/2006/picture">
-            <wp:extent cx="2651760" cy="8499231"/>
+            <wp:extent cx="2651760" cy="10199077"/>
             <wp:docPr id="8" name="Picture 8"/>
             <wp:cNvGraphicFramePr>
               <a:graphicFrameLocks noChangeAspect="1"/>
@@ -1641,7 +1641,7 @@
                   <pic:spPr>
                     <a:xfrm>
                       <a:off x="0" y="0"/>
-                      <a:ext cx="2651760" cy="8499231"/>
+                      <a:ext cx="2651760" cy="10199077"/>
                     </a:xfrm>
                     <a:prstGeom prst="rect"/>
                   </pic:spPr>
@@ -1652,27 +1652,123 @@
         </w:drawing>
       </w:r>
     </w:p>
-    <w:p>
-      <w:pPr>
-        <w:spacing w:after="120"/>
-      </w:pPr>
-      <w:r>
-        <w:rPr>
-          <w:rFonts w:ascii="微軟正黑體" w:hAnsi="微軟正黑體" w:eastAsia="微軟正黑體"/>
-          <w:b/>
-          <w:sz w:val="21"/>
-        </w:rPr>
-        <w:t>①</w:t>
-      </w:r>
-      <w:r>
-        <w:rPr>
-          <w:rFonts w:ascii="微軟正黑體" w:hAnsi="微軟正黑體" w:eastAsia="微軟正黑體"/>
-          <w:b w:val="0"/>
-          <w:sz w:val="21"/>
-        </w:rPr>
-        <w:t xml:space="preserve"> 最下方的「🗑 刪除這位學生」。</w:t>
-      </w:r>
-    </w:p>
+    <w:tbl>
+      <w:tblPr>
+        <w:tblStyle w:val="TableGrid"/>
+        <w:tblW w:type="auto" w:w="0"/>
+        <w:jc w:val="center"/>
+        <w:tblLook w:firstColumn="1" w:firstRow="1" w:lastColumn="0" w:lastRow="0" w:noHBand="0" w:noVBand="1" w:val="04A0"/>
+      </w:tblPr>
+      <w:tblGrid>
+        <w:gridCol w:w="4320"/>
+        <w:gridCol w:w="4320"/>
+      </w:tblGrid>
+      <w:tr>
+        <w:tc>
+          <w:tcPr>
+            <w:tcW w:type="dxa" w:w="4320"/>
+            <w:shd w:val="clear" w:fill="EEF0F2"/>
+          </w:tcPr>
+          <w:p>
+            <w:r/>
+          </w:p>
+        </w:tc>
+        <w:tc>
+          <w:tcPr>
+            <w:tcW w:type="dxa" w:w="4320"/>
+            <w:shd w:val="clear" w:fill="EEF0F2"/>
+          </w:tcPr>
+          <w:p>
+            <w:r/>
+          </w:p>
+        </w:tc>
+      </w:tr>
+      <w:tr>
+        <w:tc>
+          <w:tcPr>
+            <w:tcW w:type="dxa" w:w="4320"/>
+          </w:tcPr>
+          <w:p>
+            <w:r/>
+            <w:r>
+              <w:rPr>
+                <w:rFonts w:ascii="微軟正黑體" w:hAnsi="微軟正黑體" w:eastAsia="微軟正黑體"/>
+                <w:b/>
+                <w:sz w:val="20"/>
+              </w:rPr>
+              <w:t>①</w:t>
+            </w:r>
+          </w:p>
+        </w:tc>
+        <w:tc>
+          <w:tcPr>
+            <w:tcW w:type="dxa" w:w="4320"/>
+          </w:tcPr>
+          <w:p>
+            <w:r/>
+            <w:r>
+              <w:rPr>
+                <w:rFonts w:ascii="微軟正黑體" w:hAnsi="微軟正黑體" w:eastAsia="微軟正黑體"/>
+                <w:b/>
+                <w:sz w:val="20"/>
+              </w:rPr>
+              <w:t>✕ 關閉視窗</w:t>
+            </w:r>
+            <w:r>
+              <w:rPr>
+                <w:rFonts w:ascii="微軟正黑體" w:hAnsi="微軟正黑體" w:eastAsia="微軟正黑體"/>
+                <w:b w:val="0"/>
+                <w:sz w:val="20"/>
+              </w:rPr>
+              <w:t>。不用捲到底去找「取消」</w:t>
+            </w:r>
+          </w:p>
+        </w:tc>
+      </w:tr>
+      <w:tr>
+        <w:tc>
+          <w:tcPr>
+            <w:tcW w:type="dxa" w:w="4320"/>
+          </w:tcPr>
+          <w:p>
+            <w:r/>
+            <w:r>
+              <w:rPr>
+                <w:rFonts w:ascii="微軟正黑體" w:hAnsi="微軟正黑體" w:eastAsia="微軟正黑體"/>
+                <w:b/>
+                <w:sz w:val="20"/>
+              </w:rPr>
+              <w:t>②</w:t>
+            </w:r>
+          </w:p>
+        </w:tc>
+        <w:tc>
+          <w:tcPr>
+            <w:tcW w:type="dxa" w:w="4320"/>
+          </w:tcPr>
+          <w:p>
+            <w:r/>
+            <w:r>
+              <w:rPr>
+                <w:rFonts w:ascii="微軟正黑體" w:hAnsi="微軟正黑體" w:eastAsia="微軟正黑體"/>
+                <w:b/>
+                <w:sz w:val="20"/>
+              </w:rPr>
+              <w:t>🗑 刪除這位學生</w:t>
+            </w:r>
+            <w:r>
+              <w:rPr>
+                <w:rFonts w:ascii="微軟正黑體" w:hAnsi="微軟正黑體" w:eastAsia="微軟正黑體"/>
+                <w:b w:val="0"/>
+                <w:sz w:val="20"/>
+              </w:rPr>
+              <w:t>。在最下方，手機上要往下捲才看得到</w:t>
+            </w:r>
+          </w:p>
+        </w:tc>
+      </w:tr>
+    </w:tbl>
+    <w:p/>
     <w:p>
       <w:pPr>
         <w:spacing w:after="120"/>

--- a/操作手冊.docx
+++ b/操作手冊.docx
@@ -1312,6 +1312,38 @@
           <w:sz w:val="30"/>
         </w:rPr>
         <w:t>三、各種情況怎麼處理</w:t>
+      </w:r>
+    </w:p>
+    <w:p>
+      <w:pPr>
+        <w:ind w:left="432"/>
+      </w:pPr>
+      <w:r>
+        <w:rPr>
+          <w:rFonts w:ascii="微軟正黑體" w:hAnsi="微軟正黑體" w:eastAsia="微軟正黑體"/>
+          <w:b w:val="0"/>
+          <w:color w:val="555A62"/>
+          <w:sz w:val="20"/>
+        </w:rPr>
+        <w:t xml:space="preserve">所有彈窗的右上角都有 </w:t>
+      </w:r>
+      <w:r>
+        <w:rPr>
+          <w:rFonts w:ascii="微軟正黑體" w:hAnsi="微軟正黑體" w:eastAsia="微軟正黑體"/>
+          <w:b/>
+          <w:color w:val="555A62"/>
+          <w:sz w:val="20"/>
+        </w:rPr>
+        <w:t>✕</w:t>
+      </w:r>
+      <w:r>
+        <w:rPr>
+          <w:rFonts w:ascii="微軟正黑體" w:hAnsi="微軟正黑體" w:eastAsia="微軟正黑體"/>
+          <w:b w:val="0"/>
+          <w:color w:val="555A62"/>
+          <w:sz w:val="20"/>
+        </w:rPr>
+        <w:t xml:space="preserve"> 可以直接關閉，不用捲到底去找「取消」。</w:t>
       </w:r>
     </w:p>
     <w:p>

--- a/操作手冊.docx
+++ b/操作手冊.docx
@@ -4638,7 +4638,7 @@
                 <w:b w:val="0"/>
                 <w:sz w:val="20"/>
               </w:rPr>
-              <w:t>不會。</w:t>
+              <w:t>有排程每天自動戳一次資料庫（</w:t>
             </w:r>
             <w:r>
               <w:rPr>
@@ -4654,7 +4654,23 @@
                 <w:b w:val="0"/>
                 <w:sz w:val="20"/>
               </w:rPr>
-              <w:t xml:space="preserve"> 每週一、四自動 ping</w:t>
+              <w:t>）。</w:t>
+            </w:r>
+            <w:r>
+              <w:rPr>
+                <w:rFonts w:ascii="微軟正黑體" w:hAnsi="微軟正黑體" w:eastAsia="微軟正黑體"/>
+                <w:b/>
+                <w:sz w:val="20"/>
+              </w:rPr>
+              <w:t>2026-10 曾經發生過一次</w:t>
+            </w:r>
+            <w:r>
+              <w:rPr>
+                <w:rFonts w:ascii="微軟正黑體" w:hAnsi="微軟正黑體" w:eastAsia="微軟正黑體"/>
+                <w:b w:val="0"/>
+                <w:sz w:val="20"/>
+              </w:rPr>
+              <w:t>——舊版的檢查不夠嚴謹，看起來正常但其實沒戳到，已修正。現在戳失敗時 GitHub 會寄信通知你</w:t>
             </w:r>
           </w:p>
         </w:tc>
@@ -4956,6 +4972,41 @@
           <w:sz w:val="21"/>
         </w:rPr>
         <w:t>（repo 是公開的）</w:t>
+      </w:r>
+    </w:p>
+    <w:p>
+      <w:pPr>
+        <w:pStyle w:val="ListBullet"/>
+        <w:spacing w:after="40"/>
+      </w:pPr>
+      <w:r>
+        <w:rPr>
+          <w:rFonts w:ascii="微軟正黑體" w:hAnsi="微軟正黑體" w:eastAsia="微軟正黑體"/>
+          <w:b/>
+          <w:sz w:val="21"/>
+        </w:rPr>
+        <w:t>資料庫被暫停時</w:t>
+      </w:r>
+      <w:r>
+        <w:rPr>
+          <w:rFonts w:ascii="微軟正黑體" w:hAnsi="微軟正黑體" w:eastAsia="微軟正黑體"/>
+          <w:b w:val="0"/>
+          <w:sz w:val="21"/>
+        </w:rPr>
+        <w:t>：到 https://supabase.com/dashboard 按 Restore，資料都在，約 2 分鐘恢復。</w:t>
+      </w:r>
+    </w:p>
+    <w:p>
+      <w:pPr>
+        <w:spacing w:after="120"/>
+      </w:pPr>
+      <w:r>
+        <w:rPr>
+          <w:rFonts w:ascii="微軟正黑體" w:hAnsi="微軟正黑體" w:eastAsia="微軟正黑體"/>
+          <w:b w:val="0"/>
+          <w:sz w:val="21"/>
+        </w:rPr>
+        <w:t>恢復順序是 REST API 先通、直連主機稍後，不用急</w:t>
       </w:r>
     </w:p>
     <w:sectPr>

--- a/操作手冊.docx
+++ b/操作手冊.docx
@@ -5009,6 +5009,147 @@
         <w:t>恢復順序是 REST API 先通、直連主機稍後，不用急</w:t>
       </w:r>
     </w:p>
+    <w:p>
+      <w:pPr>
+        <w:pStyle w:val="ListBullet"/>
+        <w:spacing w:after="40"/>
+      </w:pPr>
+      <w:r>
+        <w:rPr>
+          <w:rFonts w:ascii="微軟正黑體" w:hAnsi="微軟正黑體" w:eastAsia="微軟正黑體"/>
+          <w:b/>
+          <w:sz w:val="21"/>
+        </w:rPr>
+        <w:t>防閒置排程</w:t>
+      </w:r>
+      <w:r>
+        <w:rPr>
+          <w:rFonts w:ascii="微軟正黑體" w:hAnsi="微軟正黑體" w:eastAsia="微軟正黑體"/>
+          <w:b w:val="0"/>
+          <w:sz w:val="21"/>
+        </w:rPr>
+        <w:t>：</w:t>
+      </w:r>
+      <w:r>
+        <w:rPr>
+          <w:rFonts w:ascii="Consolas" w:hAnsi="Consolas" w:eastAsia="微軟正黑體"/>
+          <w:color w:val="B02A37"/>
+          <w:sz w:val="20"/>
+        </w:rPr>
+        <w:t>.github/workflows/keepalive.yml</w:t>
+      </w:r>
+      <w:r>
+        <w:rPr>
+          <w:rFonts w:ascii="微軟正黑體" w:hAnsi="微軟正黑體" w:eastAsia="微軟正黑體"/>
+          <w:b w:val="0"/>
+          <w:sz w:val="21"/>
+        </w:rPr>
+        <w:t xml:space="preserve"> 每天戳一次資料庫。</w:t>
+      </w:r>
+    </w:p>
+    <w:p>
+      <w:pPr>
+        <w:spacing w:after="120"/>
+      </w:pPr>
+      <w:r>
+        <w:rPr>
+          <w:rFonts w:ascii="微軟正黑體" w:hAnsi="微軟正黑體" w:eastAsia="微軟正黑體"/>
+          <w:b w:val="0"/>
+          <w:sz w:val="21"/>
+        </w:rPr>
+        <w:t xml:space="preserve">它需要 GitHub repository secret </w:t>
+      </w:r>
+      <w:r>
+        <w:rPr>
+          <w:rFonts w:ascii="Consolas" w:hAnsi="Consolas" w:eastAsia="微軟正黑體"/>
+          <w:color w:val="B02A37"/>
+          <w:sz w:val="20"/>
+        </w:rPr>
+        <w:t>SUPABASE_SERVICE_KEY</w:t>
+      </w:r>
+      <w:r>
+        <w:rPr>
+          <w:rFonts w:ascii="微軟正黑體" w:hAnsi="微軟正黑體" w:eastAsia="微軟正黑體"/>
+          <w:b w:val="0"/>
+          <w:sz w:val="21"/>
+        </w:rPr>
+        <w:t>，值是 Supabase → Settings →</w:t>
+      </w:r>
+    </w:p>
+    <w:p>
+      <w:pPr>
+        <w:spacing w:after="120"/>
+      </w:pPr>
+      <w:r>
+        <w:rPr>
+          <w:rFonts w:ascii="微軟正黑體" w:hAnsi="微軟正黑體" w:eastAsia="微軟正黑體"/>
+          <w:b w:val="0"/>
+          <w:sz w:val="21"/>
+        </w:rPr>
+        <w:t xml:space="preserve">API Keys → </w:t>
+      </w:r>
+      <w:r>
+        <w:rPr>
+          <w:rFonts w:ascii="微軟正黑體" w:hAnsi="微軟正黑體" w:eastAsia="微軟正黑體"/>
+          <w:b/>
+          <w:sz w:val="21"/>
+        </w:rPr>
+        <w:t>Secret keys</w:t>
+      </w:r>
+      <w:r>
+        <w:rPr>
+          <w:rFonts w:ascii="微軟正黑體" w:hAnsi="微軟正黑體" w:eastAsia="微軟正黑體"/>
+          <w:b w:val="0"/>
+          <w:sz w:val="21"/>
+        </w:rPr>
+        <w:t>（</w:t>
+      </w:r>
+      <w:r>
+        <w:rPr>
+          <w:rFonts w:ascii="Consolas" w:hAnsi="Consolas" w:eastAsia="微軟正黑體"/>
+          <w:color w:val="B02A37"/>
+          <w:sz w:val="20"/>
+        </w:rPr>
+        <w:t>sb_secret_</w:t>
+      </w:r>
+      <w:r>
+        <w:rPr>
+          <w:rFonts w:ascii="微軟正黑體" w:hAnsi="微軟正黑體" w:eastAsia="微軟正黑體"/>
+          <w:b w:val="0"/>
+          <w:sz w:val="21"/>
+        </w:rPr>
+        <w:t xml:space="preserve"> 開頭，不是上面那把 </w:t>
+      </w:r>
+      <w:r>
+        <w:rPr>
+          <w:rFonts w:ascii="Consolas" w:hAnsi="Consolas" w:eastAsia="微軟正黑體"/>
+          <w:color w:val="B02A37"/>
+          <w:sz w:val="20"/>
+        </w:rPr>
+        <w:t>sb_publishable_</w:t>
+      </w:r>
+      <w:r>
+        <w:rPr>
+          <w:rFonts w:ascii="微軟正黑體" w:hAnsi="微軟正黑體" w:eastAsia="微軟正黑體"/>
+          <w:b w:val="0"/>
+          <w:sz w:val="21"/>
+        </w:rPr>
+        <w:t xml:space="preserve"> 公開金鑰）。</w:t>
+      </w:r>
+    </w:p>
+    <w:p>
+      <w:pPr>
+        <w:spacing w:after="120"/>
+      </w:pPr>
+      <w:r>
+        <w:rPr>
+          <w:rFonts w:ascii="微軟正黑體" w:hAnsi="微軟正黑體" w:eastAsia="微軟正黑體"/>
+          <w:b w:val="0"/>
+          <w:sz w:val="21"/>
+        </w:rPr>
+        <w:t>金鑰換過就要同步更新這個 secret，否則排程會失敗並寄信通知。</w:t>
+      </w:r>
+    </w:p>
     <w:sectPr>
       <w:pgSz w:w="12240" w:h="15840"/>
       <w:pgMar w:top="1440" w:right="1800" w:bottom="1440" w:left="1800" w:header="720" w:footer="720" w:gutter="0"/>
